--- a/report/template/Tatneft/ДПБ_(экспл_стац)/IFL.docx
+++ b/report/template/Tatneft/ДПБ_(экспл_стац)/IFL.docx
@@ -198,6 +198,7 @@
         </w:rPr>
         <w:t xml:space="preserve"> </w:t>
       </w:r>
+      <w:proofErr w:type="gramStart"/>
       <w:r>
         <w:rPr>
           <w:rFonts w:eastAsia="Times New Roman" w:cs="Times New Roman"/>
@@ -206,7 +207,18 @@
           <w:highlight w:val="yellow"/>
           <w:lang w:val="ru-RU" w:eastAsia="ru-RU"/>
         </w:rPr>
-        <w:t>{{ SITE_NAME }}</w:t>
+        <w:t>{{ SITE</w:t>
+      </w:r>
+      <w:proofErr w:type="gramEnd"/>
+      <w:r>
+        <w:rPr>
+          <w:rFonts w:eastAsia="Times New Roman" w:cs="Times New Roman"/>
+          <w:sz w:val="24"/>
+          <w:szCs w:val="24"/>
+          <w:highlight w:val="yellow"/>
+          <w:lang w:val="ru-RU" w:eastAsia="ru-RU"/>
+        </w:rPr>
+        <w:t>_NAME }}</w:t>
       </w:r>
     </w:p>
     <w:p>
@@ -239,6 +251,7 @@
         </w:rPr>
         <w:t xml:space="preserve"> </w:t>
       </w:r>
+      <w:proofErr w:type="gramStart"/>
       <w:r>
         <w:rPr>
           <w:rFonts w:eastAsia="Times New Roman" w:cs="Times New Roman"/>
@@ -247,7 +260,18 @@
           <w:highlight w:val="yellow"/>
           <w:lang w:val="ru-RU" w:eastAsia="ru-RU"/>
         </w:rPr>
-        <w:t>{{ SHORT_NAME }}</w:t>
+        <w:t>{{ SHORT</w:t>
+      </w:r>
+      <w:proofErr w:type="gramEnd"/>
+      <w:r>
+        <w:rPr>
+          <w:rFonts w:eastAsia="Times New Roman" w:cs="Times New Roman"/>
+          <w:sz w:val="24"/>
+          <w:szCs w:val="24"/>
+          <w:highlight w:val="yellow"/>
+          <w:lang w:val="ru-RU" w:eastAsia="ru-RU"/>
+        </w:rPr>
+        <w:t>_NAME }}</w:t>
       </w:r>
     </w:p>
     <w:p>
@@ -280,6 +304,7 @@
         </w:rPr>
         <w:t xml:space="preserve"> </w:t>
       </w:r>
+      <w:proofErr w:type="gramStart"/>
       <w:r>
         <w:rPr>
           <w:rFonts w:eastAsia="Times New Roman" w:cs="Times New Roman"/>
@@ -288,7 +313,18 @@
           <w:highlight w:val="yellow"/>
           <w:lang w:val="ru-RU" w:eastAsia="ru-RU"/>
         </w:rPr>
-        <w:t>{{ SITE_REG_NUMBER }}</w:t>
+        <w:t>{{ SITE</w:t>
+      </w:r>
+      <w:proofErr w:type="gramEnd"/>
+      <w:r>
+        <w:rPr>
+          <w:rFonts w:eastAsia="Times New Roman" w:cs="Times New Roman"/>
+          <w:sz w:val="24"/>
+          <w:szCs w:val="24"/>
+          <w:highlight w:val="yellow"/>
+          <w:lang w:val="ru-RU" w:eastAsia="ru-RU"/>
+        </w:rPr>
+        <w:t>_REG_NUMBER }}</w:t>
       </w:r>
     </w:p>
     <w:p>
@@ -400,6 +436,7 @@
           <w:lang w:val="ru-RU" w:eastAsia="ru-RU"/>
         </w:rPr>
       </w:pPr>
+      <w:proofErr w:type="gramStart"/>
       <w:r>
         <w:rPr>
           <w:rFonts w:eastAsia="Times New Roman" w:cs="Times New Roman"/>
@@ -418,6 +455,7 @@
         </w:rPr>
         <w:t>PROJECT</w:t>
       </w:r>
+      <w:proofErr w:type="gramEnd"/>
       <w:r>
         <w:rPr>
           <w:rFonts w:eastAsia="Times New Roman" w:cs="Times New Roman"/>
@@ -556,6 +594,7 @@
           <w:lang w:val="ru-RU"/>
         </w:rPr>
       </w:pPr>
+      <w:proofErr w:type="gramStart"/>
       <w:r>
         <w:rPr>
           <w:rFonts w:cs="Times New Roman"/>
@@ -575,6 +614,7 @@
         </w:rPr>
         <w:t>FULL</w:t>
       </w:r>
+      <w:proofErr w:type="gramEnd"/>
       <w:r>
         <w:rPr>
           <w:rFonts w:cs="Times New Roman"/>
@@ -615,6 +655,7 @@
           <w:lang w:val="ru-RU"/>
         </w:rPr>
       </w:pPr>
+      <w:proofErr w:type="gramStart"/>
       <w:r>
         <w:rPr>
           <w:rFonts w:cs="Times New Roman"/>
@@ -623,7 +664,18 @@
           <w:highlight w:val="yellow"/>
           <w:lang w:val="ru-RU"/>
         </w:rPr>
-        <w:t>{{ SHORT_NAME }}</w:t>
+        <w:t>{{ SHORT</w:t>
+      </w:r>
+      <w:proofErr w:type="gramEnd"/>
+      <w:r>
+        <w:rPr>
+          <w:rFonts w:cs="Times New Roman"/>
+          <w:sz w:val="24"/>
+          <w:szCs w:val="24"/>
+          <w:highlight w:val="yellow"/>
+          <w:lang w:val="ru-RU"/>
+        </w:rPr>
+        <w:t>_NAME }}</w:t>
       </w:r>
     </w:p>
     <w:p>
@@ -645,6 +697,7 @@
         </w:rPr>
         <w:t xml:space="preserve">Юридический адрес: </w:t>
       </w:r>
+      <w:proofErr w:type="gramStart"/>
       <w:r>
         <w:rPr>
           <w:rFonts w:cs="Times New Roman"/>
@@ -664,6 +717,7 @@
         </w:rPr>
         <w:t>ORG</w:t>
       </w:r>
+      <w:proofErr w:type="gramEnd"/>
       <w:r>
         <w:rPr>
           <w:rFonts w:cs="Times New Roman"/>
@@ -713,6 +767,7 @@
         </w:rPr>
         <w:t xml:space="preserve">тел./факс: </w:t>
       </w:r>
+      <w:proofErr w:type="gramStart"/>
       <w:r>
         <w:rPr>
           <w:rFonts w:cs="Times New Roman"/>
@@ -721,7 +776,18 @@
           <w:highlight w:val="yellow"/>
           <w:lang w:val="ru-RU"/>
         </w:rPr>
-        <w:t>{{ ORG_PHONE }}</w:t>
+        <w:t>{{ ORG</w:t>
+      </w:r>
+      <w:proofErr w:type="gramEnd"/>
+      <w:r>
+        <w:rPr>
+          <w:rFonts w:cs="Times New Roman"/>
+          <w:sz w:val="24"/>
+          <w:szCs w:val="24"/>
+          <w:highlight w:val="yellow"/>
+          <w:lang w:val="ru-RU"/>
+        </w:rPr>
+        <w:t>_PHONE }}</w:t>
       </w:r>
       <w:r>
         <w:rPr>
@@ -774,6 +840,7 @@
           <w:lang w:val="ru-RU"/>
         </w:rPr>
       </w:pPr>
+      <w:proofErr w:type="spellStart"/>
       <w:r>
         <w:rPr>
           <w:rFonts w:cs="Times New Roman"/>
@@ -783,6 +850,7 @@
         </w:rPr>
         <w:t>Email</w:t>
       </w:r>
+      <w:proofErr w:type="spellEnd"/>
       <w:r>
         <w:rPr>
           <w:rFonts w:cs="Times New Roman"/>
@@ -792,6 +860,7 @@
         </w:rPr>
         <w:t xml:space="preserve">: </w:t>
       </w:r>
+      <w:proofErr w:type="gramStart"/>
       <w:r>
         <w:rPr>
           <w:rFonts w:cs="Times New Roman"/>
@@ -811,6 +880,7 @@
         </w:rPr>
         <w:t>ORG</w:t>
       </w:r>
+      <w:proofErr w:type="gramEnd"/>
       <w:r>
         <w:rPr>
           <w:rFonts w:cs="Times New Roman"/>
@@ -929,7 +999,29 @@
           <w:szCs w:val="24"/>
           <w:lang w:val="ru-RU"/>
         </w:rPr>
-        <w:t>Ответственным за информирование и взаимодействие с общественностью является заместитель генерального директора по промышленной безопасности, охране труда и экологии ПАО «Татнефть» – Хабибрахманов А. Г.</w:t>
+        <w:t xml:space="preserve">Ответственным за информирование и взаимодействие с общественностью является заместитель генерального директора по промышленной безопасности, охране труда и экологии ПАО «Татнефть» – </w:t>
+      </w:r>
+      <w:proofErr w:type="spellStart"/>
+      <w:r>
+        <w:rPr>
+          <w:rFonts w:cs="Times New Roman"/>
+          <w:color w:val="FFC000"/>
+          <w:sz w:val="24"/>
+          <w:szCs w:val="24"/>
+          <w:lang w:val="ru-RU"/>
+        </w:rPr>
+        <w:t>Хабибрахманов</w:t>
+      </w:r>
+      <w:proofErr w:type="spellEnd"/>
+      <w:r>
+        <w:rPr>
+          <w:rFonts w:cs="Times New Roman"/>
+          <w:color w:val="FFC000"/>
+          <w:sz w:val="24"/>
+          <w:szCs w:val="24"/>
+          <w:lang w:val="ru-RU"/>
+        </w:rPr>
+        <w:t xml:space="preserve"> А. Г.</w:t>
       </w:r>
     </w:p>
     <w:p>
@@ -951,6 +1043,7 @@
         </w:rPr>
         <w:t xml:space="preserve">тел./факс: </w:t>
       </w:r>
+      <w:proofErr w:type="gramStart"/>
       <w:r>
         <w:rPr>
           <w:rFonts w:cs="Times New Roman"/>
@@ -959,7 +1052,18 @@
           <w:highlight w:val="yellow"/>
           <w:lang w:val="ru-RU"/>
         </w:rPr>
-        <w:t>{{ ORG_PHONE }}</w:t>
+        <w:t>{{ ORG</w:t>
+      </w:r>
+      <w:proofErr w:type="gramEnd"/>
+      <w:r>
+        <w:rPr>
+          <w:rFonts w:cs="Times New Roman"/>
+          <w:sz w:val="24"/>
+          <w:szCs w:val="24"/>
+          <w:highlight w:val="yellow"/>
+          <w:lang w:val="ru-RU"/>
+        </w:rPr>
+        <w:t>_PHONE }}</w:t>
       </w:r>
       <w:r>
         <w:rPr>
@@ -1074,6 +1178,7 @@
           <w:szCs w:val="24"/>
         </w:rPr>
       </w:pPr>
+      <w:proofErr w:type="gramStart"/>
       <w:r>
         <w:rPr>
           <w:rFonts w:cs="Times New Roman"/>
@@ -1081,7 +1186,17 @@
           <w:szCs w:val="24"/>
           <w:highlight w:val="yellow"/>
         </w:rPr>
-        <w:t>{{ SITE_DESCRIPTION }}</w:t>
+        <w:t>{{ SITE</w:t>
+      </w:r>
+      <w:proofErr w:type="gramEnd"/>
+      <w:r>
+        <w:rPr>
+          <w:rFonts w:cs="Times New Roman"/>
+          <w:sz w:val="24"/>
+          <w:szCs w:val="24"/>
+          <w:highlight w:val="yellow"/>
+        </w:rPr>
+        <w:t>_DESCRIPTION }}</w:t>
       </w:r>
     </w:p>
     <w:p>
@@ -1478,7 +1593,7 @@
           <w:szCs w:val="24"/>
           <w:lang w:val="ru-RU" w:eastAsia="ru-RU"/>
         </w:rPr>
-        <w:instrText xml:space="preserve"> REF _Ref220879761 \h  \* MERGEFORMAT </w:instrText>
+        <w:instrText xml:space="preserve"> REF _Ref223414721 \h </w:instrText>
       </w:r>
       <w:r>
         <w:rPr>
@@ -1509,11 +1624,12 @@
       <w:r>
         <w:rPr>
           <w:rFonts w:cs="Times New Roman"/>
+          <w:noProof/>
           <w:sz w:val="24"/>
           <w:szCs w:val="24"/>
           <w:lang w:val="ru-RU" w:eastAsia="ru-RU"/>
         </w:rPr>
-        <w:t>15</w:t>
+        <w:t>2</w:t>
       </w:r>
       <w:r>
         <w:rPr>
@@ -1568,6 +1684,7 @@
           <w:lang w:val="ru-RU" w:eastAsia="ru-RU"/>
         </w:rPr>
       </w:pPr>
+      <w:bookmarkStart w:id="1" w:name="_Ref223414721"/>
       <w:r>
         <w:rPr>
           <w:rFonts w:cs="Times New Roman"/>
@@ -1612,7 +1729,7 @@
           <w:szCs w:val="24"/>
           <w:lang w:val="ru-RU" w:eastAsia="ru-RU"/>
         </w:rPr>
-        <w:t>15</w:t>
+        <w:t>2</w:t>
       </w:r>
       <w:r>
         <w:rPr>
@@ -1623,6 +1740,7 @@
         </w:rPr>
         <w:fldChar w:fldCharType="end"/>
       </w:r>
+      <w:bookmarkEnd w:id="1"/>
       <w:r>
         <w:rPr>
           <w:rFonts w:cs="Times New Roman"/>
@@ -1762,6 +1880,7 @@
         </w:rPr>
         <w:br/>
       </w:r>
+      <w:proofErr w:type="gramStart"/>
       <w:r>
         <w:rPr>
           <w:rFonts w:cs="Times New Roman"/>
@@ -1782,6 +1901,7 @@
         </w:rPr>
         <w:t>MAX</w:t>
       </w:r>
+      <w:proofErr w:type="gramEnd"/>
       <w:r>
         <w:rPr>
           <w:rFonts w:cs="Times New Roman"/>
@@ -1889,6 +2009,7 @@
           <w:lang w:val="ru-RU" w:eastAsia="ru-RU"/>
         </w:rPr>
       </w:pPr>
+      <w:bookmarkStart w:id="2" w:name="_Ref223414733"/>
       <w:r>
         <w:rPr>
           <w:rFonts w:cs="Times New Roman"/>
@@ -1933,7 +2054,7 @@
           <w:szCs w:val="24"/>
           <w:lang w:val="ru-RU" w:eastAsia="ru-RU"/>
         </w:rPr>
-        <w:t>16</w:t>
+        <w:t>3</w:t>
       </w:r>
       <w:r>
         <w:rPr>
@@ -1944,6 +2065,7 @@
         </w:rPr>
         <w:fldChar w:fldCharType="end"/>
       </w:r>
+      <w:bookmarkEnd w:id="2"/>
       <w:r>
         <w:rPr>
           <w:rFonts w:cs="Times New Roman"/>
@@ -1987,7 +2109,7 @@
           <w:szCs w:val="24"/>
           <w:lang w:val="ru-RU" w:eastAsia="ru-RU"/>
         </w:rPr>
-        <w:instrText xml:space="preserve"> REF _Ref220879768 \h  \* MERGEFORMAT </w:instrText>
+        <w:instrText xml:space="preserve"> REF _Ref223414733 \h </w:instrText>
       </w:r>
       <w:r>
         <w:rPr>
@@ -2018,11 +2140,12 @@
       <w:r>
         <w:rPr>
           <w:rFonts w:cs="Times New Roman"/>
+          <w:noProof/>
           <w:sz w:val="24"/>
           <w:szCs w:val="24"/>
           <w:lang w:val="ru-RU" w:eastAsia="ru-RU"/>
         </w:rPr>
-        <w:t>16</w:t>
+        <w:t>3</w:t>
       </w:r>
       <w:r>
         <w:rPr>
@@ -2103,6 +2226,7 @@
         </w:rPr>
         <w:t xml:space="preserve">Из анализа риска ясно, что декларируемые участки в целом представляют определенную опасность. Однако, при нормальном режиме эксплуатации, соблюдении технологии, заданных параметров, грамотном обслуживании и добросовестном отношении персонала, риск эксплуатации производственных объектов </w:t>
       </w:r>
+      <w:proofErr w:type="gramStart"/>
       <w:r>
         <w:rPr>
           <w:rFonts w:cs="Times New Roman"/>
@@ -2111,7 +2235,18 @@
           <w:highlight w:val="yellow"/>
           <w:lang w:val="ru-RU"/>
         </w:rPr>
-        <w:t>{{ SHORT_NAME }}</w:t>
+        <w:t>{{ SHORT</w:t>
+      </w:r>
+      <w:proofErr w:type="gramEnd"/>
+      <w:r>
+        <w:rPr>
+          <w:rFonts w:cs="Times New Roman"/>
+          <w:sz w:val="24"/>
+          <w:szCs w:val="24"/>
+          <w:highlight w:val="yellow"/>
+          <w:lang w:val="ru-RU"/>
+        </w:rPr>
+        <w:t>_NAME }}</w:t>
       </w:r>
       <w:r>
         <w:rPr>
@@ -2396,6 +2531,7 @@
         </w:rPr>
         <w:t xml:space="preserve">Оповещение руководящего состава, работников структурных подразделений </w:t>
       </w:r>
+      <w:proofErr w:type="gramStart"/>
       <w:r>
         <w:rPr>
           <w:rFonts w:cs="Times New Roman"/>
@@ -2404,7 +2540,18 @@
           <w:highlight w:val="yellow"/>
           <w:lang w:val="ru-RU"/>
         </w:rPr>
-        <w:t>{{ SHORT_NAME }}</w:t>
+        <w:t>{{ SHORT</w:t>
+      </w:r>
+      <w:proofErr w:type="gramEnd"/>
+      <w:r>
+        <w:rPr>
+          <w:rFonts w:cs="Times New Roman"/>
+          <w:sz w:val="24"/>
+          <w:szCs w:val="24"/>
+          <w:highlight w:val="yellow"/>
+          <w:lang w:val="ru-RU"/>
+        </w:rPr>
+        <w:t>_NAME }}</w:t>
       </w:r>
       <w:r>
         <w:rPr>

--- a/report/template/Tatneft/ДПБ_(экспл_стац)/IFL.docx
+++ b/report/template/Tatneft/ДПБ_(экспл_стац)/IFL.docx
@@ -198,7 +198,6 @@
         </w:rPr>
         <w:t xml:space="preserve"> </w:t>
       </w:r>
-      <w:proofErr w:type="gramStart"/>
       <w:r>
         <w:rPr>
           <w:rFonts w:eastAsia="Times New Roman" w:cs="Times New Roman"/>
@@ -207,18 +206,7 @@
           <w:highlight w:val="yellow"/>
           <w:lang w:val="ru-RU" w:eastAsia="ru-RU"/>
         </w:rPr>
-        <w:t>{{ SITE</w:t>
-      </w:r>
-      <w:proofErr w:type="gramEnd"/>
-      <w:r>
-        <w:rPr>
-          <w:rFonts w:eastAsia="Times New Roman" w:cs="Times New Roman"/>
-          <w:sz w:val="24"/>
-          <w:szCs w:val="24"/>
-          <w:highlight w:val="yellow"/>
-          <w:lang w:val="ru-RU" w:eastAsia="ru-RU"/>
-        </w:rPr>
-        <w:t>_NAME }}</w:t>
+        <w:t>{{ SITE_NAME }}</w:t>
       </w:r>
     </w:p>
     <w:p>
@@ -251,7 +239,6 @@
         </w:rPr>
         <w:t xml:space="preserve"> </w:t>
       </w:r>
-      <w:proofErr w:type="gramStart"/>
       <w:r>
         <w:rPr>
           <w:rFonts w:eastAsia="Times New Roman" w:cs="Times New Roman"/>
@@ -260,18 +247,7 @@
           <w:highlight w:val="yellow"/>
           <w:lang w:val="ru-RU" w:eastAsia="ru-RU"/>
         </w:rPr>
-        <w:t>{{ SHORT</w:t>
-      </w:r>
-      <w:proofErr w:type="gramEnd"/>
-      <w:r>
-        <w:rPr>
-          <w:rFonts w:eastAsia="Times New Roman" w:cs="Times New Roman"/>
-          <w:sz w:val="24"/>
-          <w:szCs w:val="24"/>
-          <w:highlight w:val="yellow"/>
-          <w:lang w:val="ru-RU" w:eastAsia="ru-RU"/>
-        </w:rPr>
-        <w:t>_NAME }}</w:t>
+        <w:t>{{ SHORT_NAME }}</w:t>
       </w:r>
     </w:p>
     <w:p>
@@ -304,7 +280,6 @@
         </w:rPr>
         <w:t xml:space="preserve"> </w:t>
       </w:r>
-      <w:proofErr w:type="gramStart"/>
       <w:r>
         <w:rPr>
           <w:rFonts w:eastAsia="Times New Roman" w:cs="Times New Roman"/>
@@ -313,18 +288,7 @@
           <w:highlight w:val="yellow"/>
           <w:lang w:val="ru-RU" w:eastAsia="ru-RU"/>
         </w:rPr>
-        <w:t>{{ SITE</w:t>
-      </w:r>
-      <w:proofErr w:type="gramEnd"/>
-      <w:r>
-        <w:rPr>
-          <w:rFonts w:eastAsia="Times New Roman" w:cs="Times New Roman"/>
-          <w:sz w:val="24"/>
-          <w:szCs w:val="24"/>
-          <w:highlight w:val="yellow"/>
-          <w:lang w:val="ru-RU" w:eastAsia="ru-RU"/>
-        </w:rPr>
-        <w:t>_REG_NUMBER }}</w:t>
+        <w:t>{{ SITE_REG_NUMBER }}</w:t>
       </w:r>
     </w:p>
     <w:p>
@@ -436,7 +400,6 @@
           <w:lang w:val="ru-RU" w:eastAsia="ru-RU"/>
         </w:rPr>
       </w:pPr>
-      <w:proofErr w:type="gramStart"/>
       <w:r>
         <w:rPr>
           <w:rFonts w:eastAsia="Times New Roman" w:cs="Times New Roman"/>
@@ -455,7 +418,6 @@
         </w:rPr>
         <w:t>PROJECT</w:t>
       </w:r>
-      <w:proofErr w:type="gramEnd"/>
       <w:r>
         <w:rPr>
           <w:rFonts w:eastAsia="Times New Roman" w:cs="Times New Roman"/>
@@ -594,7 +556,6 @@
           <w:lang w:val="ru-RU"/>
         </w:rPr>
       </w:pPr>
-      <w:proofErr w:type="gramStart"/>
       <w:r>
         <w:rPr>
           <w:rFonts w:cs="Times New Roman"/>
@@ -614,7 +575,6 @@
         </w:rPr>
         <w:t>FULL</w:t>
       </w:r>
-      <w:proofErr w:type="gramEnd"/>
       <w:r>
         <w:rPr>
           <w:rFonts w:cs="Times New Roman"/>
@@ -655,7 +615,6 @@
           <w:lang w:val="ru-RU"/>
         </w:rPr>
       </w:pPr>
-      <w:proofErr w:type="gramStart"/>
       <w:r>
         <w:rPr>
           <w:rFonts w:cs="Times New Roman"/>
@@ -664,18 +623,7 @@
           <w:highlight w:val="yellow"/>
           <w:lang w:val="ru-RU"/>
         </w:rPr>
-        <w:t>{{ SHORT</w:t>
-      </w:r>
-      <w:proofErr w:type="gramEnd"/>
-      <w:r>
-        <w:rPr>
-          <w:rFonts w:cs="Times New Roman"/>
-          <w:sz w:val="24"/>
-          <w:szCs w:val="24"/>
-          <w:highlight w:val="yellow"/>
-          <w:lang w:val="ru-RU"/>
-        </w:rPr>
-        <w:t>_NAME }}</w:t>
+        <w:t>{{ SHORT_NAME }}</w:t>
       </w:r>
     </w:p>
     <w:p>
@@ -697,7 +645,6 @@
         </w:rPr>
         <w:t xml:space="preserve">Юридический адрес: </w:t>
       </w:r>
-      <w:proofErr w:type="gramStart"/>
       <w:r>
         <w:rPr>
           <w:rFonts w:cs="Times New Roman"/>
@@ -717,7 +664,6 @@
         </w:rPr>
         <w:t>ORG</w:t>
       </w:r>
-      <w:proofErr w:type="gramEnd"/>
       <w:r>
         <w:rPr>
           <w:rFonts w:cs="Times New Roman"/>
@@ -767,7 +713,6 @@
         </w:rPr>
         <w:t xml:space="preserve">тел./факс: </w:t>
       </w:r>
-      <w:proofErr w:type="gramStart"/>
       <w:r>
         <w:rPr>
           <w:rFonts w:cs="Times New Roman"/>
@@ -776,18 +721,7 @@
           <w:highlight w:val="yellow"/>
           <w:lang w:val="ru-RU"/>
         </w:rPr>
-        <w:t>{{ ORG</w:t>
-      </w:r>
-      <w:proofErr w:type="gramEnd"/>
-      <w:r>
-        <w:rPr>
-          <w:rFonts w:cs="Times New Roman"/>
-          <w:sz w:val="24"/>
-          <w:szCs w:val="24"/>
-          <w:highlight w:val="yellow"/>
-          <w:lang w:val="ru-RU"/>
-        </w:rPr>
-        <w:t>_PHONE }}</w:t>
+        <w:t>{{ ORG_PHONE }}</w:t>
       </w:r>
       <w:r>
         <w:rPr>
@@ -840,7 +774,6 @@
           <w:lang w:val="ru-RU"/>
         </w:rPr>
       </w:pPr>
-      <w:proofErr w:type="spellStart"/>
       <w:r>
         <w:rPr>
           <w:rFonts w:cs="Times New Roman"/>
@@ -850,7 +783,6 @@
         </w:rPr>
         <w:t>Email</w:t>
       </w:r>
-      <w:proofErr w:type="spellEnd"/>
       <w:r>
         <w:rPr>
           <w:rFonts w:cs="Times New Roman"/>
@@ -860,7 +792,6 @@
         </w:rPr>
         <w:t xml:space="preserve">: </w:t>
       </w:r>
-      <w:proofErr w:type="gramStart"/>
       <w:r>
         <w:rPr>
           <w:rFonts w:cs="Times New Roman"/>
@@ -880,7 +811,6 @@
         </w:rPr>
         <w:t>ORG</w:t>
       </w:r>
-      <w:proofErr w:type="gramEnd"/>
       <w:r>
         <w:rPr>
           <w:rFonts w:cs="Times New Roman"/>
@@ -999,29 +929,7 @@
           <w:szCs w:val="24"/>
           <w:lang w:val="ru-RU"/>
         </w:rPr>
-        <w:t xml:space="preserve">Ответственным за информирование и взаимодействие с общественностью является заместитель генерального директора по промышленной безопасности, охране труда и экологии ПАО «Татнефть» – </w:t>
-      </w:r>
-      <w:proofErr w:type="spellStart"/>
-      <w:r>
-        <w:rPr>
-          <w:rFonts w:cs="Times New Roman"/>
-          <w:color w:val="FFC000"/>
-          <w:sz w:val="24"/>
-          <w:szCs w:val="24"/>
-          <w:lang w:val="ru-RU"/>
-        </w:rPr>
-        <w:t>Хабибрахманов</w:t>
-      </w:r>
-      <w:proofErr w:type="spellEnd"/>
-      <w:r>
-        <w:rPr>
-          <w:rFonts w:cs="Times New Roman"/>
-          <w:color w:val="FFC000"/>
-          <w:sz w:val="24"/>
-          <w:szCs w:val="24"/>
-          <w:lang w:val="ru-RU"/>
-        </w:rPr>
-        <w:t xml:space="preserve"> А. Г.</w:t>
+        <w:t>Ответственным за информирование и взаимодействие с общественностью является заместитель генерального директора по промышленной безопасности, охране труда и экологии ПАО «Татнефть» – Хабибрахманов А. Г.</w:t>
       </w:r>
     </w:p>
     <w:p>
@@ -1043,7 +951,6 @@
         </w:rPr>
         <w:t xml:space="preserve">тел./факс: </w:t>
       </w:r>
-      <w:proofErr w:type="gramStart"/>
       <w:r>
         <w:rPr>
           <w:rFonts w:cs="Times New Roman"/>
@@ -1052,18 +959,7 @@
           <w:highlight w:val="yellow"/>
           <w:lang w:val="ru-RU"/>
         </w:rPr>
-        <w:t>{{ ORG</w:t>
-      </w:r>
-      <w:proofErr w:type="gramEnd"/>
-      <w:r>
-        <w:rPr>
-          <w:rFonts w:cs="Times New Roman"/>
-          <w:sz w:val="24"/>
-          <w:szCs w:val="24"/>
-          <w:highlight w:val="yellow"/>
-          <w:lang w:val="ru-RU"/>
-        </w:rPr>
-        <w:t>_PHONE }}</w:t>
+        <w:t>{{ ORG_PHONE }}</w:t>
       </w:r>
       <w:r>
         <w:rPr>
@@ -1178,7 +1074,6 @@
           <w:szCs w:val="24"/>
         </w:rPr>
       </w:pPr>
-      <w:proofErr w:type="gramStart"/>
       <w:r>
         <w:rPr>
           <w:rFonts w:cs="Times New Roman"/>
@@ -1186,17 +1081,7 @@
           <w:szCs w:val="24"/>
           <w:highlight w:val="yellow"/>
         </w:rPr>
-        <w:t>{{ SITE</w:t>
-      </w:r>
-      <w:proofErr w:type="gramEnd"/>
-      <w:r>
-        <w:rPr>
-          <w:rFonts w:cs="Times New Roman"/>
-          <w:sz w:val="24"/>
-          <w:szCs w:val="24"/>
-          <w:highlight w:val="yellow"/>
-        </w:rPr>
-        <w:t>_DESCRIPTION }}</w:t>
+        <w:t>{{ SITE_DESCRIPTION }}</w:t>
       </w:r>
     </w:p>
     <w:p>
@@ -1593,7 +1478,7 @@
           <w:szCs w:val="24"/>
           <w:lang w:val="ru-RU" w:eastAsia="ru-RU"/>
         </w:rPr>
-        <w:instrText xml:space="preserve"> REF _Ref223414721 \h </w:instrText>
+        <w:instrText xml:space="preserve"> REF _Ref220879761 \h  \* MERGEFORMAT </w:instrText>
       </w:r>
       <w:r>
         <w:rPr>
@@ -1624,12 +1509,11 @@
       <w:r>
         <w:rPr>
           <w:rFonts w:cs="Times New Roman"/>
-          <w:noProof/>
           <w:sz w:val="24"/>
           <w:szCs w:val="24"/>
           <w:lang w:val="ru-RU" w:eastAsia="ru-RU"/>
         </w:rPr>
-        <w:t>2</w:t>
+        <w:t>15</w:t>
       </w:r>
       <w:r>
         <w:rPr>
@@ -1684,7 +1568,6 @@
           <w:lang w:val="ru-RU" w:eastAsia="ru-RU"/>
         </w:rPr>
       </w:pPr>
-      <w:bookmarkStart w:id="1" w:name="_Ref223414721"/>
       <w:r>
         <w:rPr>
           <w:rFonts w:cs="Times New Roman"/>
@@ -1729,7 +1612,7 @@
           <w:szCs w:val="24"/>
           <w:lang w:val="ru-RU" w:eastAsia="ru-RU"/>
         </w:rPr>
-        <w:t>2</w:t>
+        <w:t>15</w:t>
       </w:r>
       <w:r>
         <w:rPr>
@@ -1740,7 +1623,6 @@
         </w:rPr>
         <w:fldChar w:fldCharType="end"/>
       </w:r>
-      <w:bookmarkEnd w:id="1"/>
       <w:r>
         <w:rPr>
           <w:rFonts w:cs="Times New Roman"/>
@@ -1880,7 +1762,6 @@
         </w:rPr>
         <w:br/>
       </w:r>
-      <w:proofErr w:type="gramStart"/>
       <w:r>
         <w:rPr>
           <w:rFonts w:cs="Times New Roman"/>
@@ -1901,7 +1782,6 @@
         </w:rPr>
         <w:t>MAX</w:t>
       </w:r>
-      <w:proofErr w:type="gramEnd"/>
       <w:r>
         <w:rPr>
           <w:rFonts w:cs="Times New Roman"/>
@@ -2009,7 +1889,6 @@
           <w:lang w:val="ru-RU" w:eastAsia="ru-RU"/>
         </w:rPr>
       </w:pPr>
-      <w:bookmarkStart w:id="2" w:name="_Ref223414733"/>
       <w:r>
         <w:rPr>
           <w:rFonts w:cs="Times New Roman"/>
@@ -2054,7 +1933,7 @@
           <w:szCs w:val="24"/>
           <w:lang w:val="ru-RU" w:eastAsia="ru-RU"/>
         </w:rPr>
-        <w:t>3</w:t>
+        <w:t>16</w:t>
       </w:r>
       <w:r>
         <w:rPr>
@@ -2065,7 +1944,6 @@
         </w:rPr>
         <w:fldChar w:fldCharType="end"/>
       </w:r>
-      <w:bookmarkEnd w:id="2"/>
       <w:r>
         <w:rPr>
           <w:rFonts w:cs="Times New Roman"/>
@@ -2109,7 +1987,7 @@
           <w:szCs w:val="24"/>
           <w:lang w:val="ru-RU" w:eastAsia="ru-RU"/>
         </w:rPr>
-        <w:instrText xml:space="preserve"> REF _Ref223414733 \h </w:instrText>
+        <w:instrText xml:space="preserve"> REF _Ref220879768 \h  \* MERGEFORMAT </w:instrText>
       </w:r>
       <w:r>
         <w:rPr>
@@ -2140,12 +2018,11 @@
       <w:r>
         <w:rPr>
           <w:rFonts w:cs="Times New Roman"/>
-          <w:noProof/>
           <w:sz w:val="24"/>
           <w:szCs w:val="24"/>
           <w:lang w:val="ru-RU" w:eastAsia="ru-RU"/>
         </w:rPr>
-        <w:t>3</w:t>
+        <w:t>16</w:t>
       </w:r>
       <w:r>
         <w:rPr>
@@ -2226,7 +2103,6 @@
         </w:rPr>
         <w:t xml:space="preserve">Из анализа риска ясно, что декларируемые участки в целом представляют определенную опасность. Однако, при нормальном режиме эксплуатации, соблюдении технологии, заданных параметров, грамотном обслуживании и добросовестном отношении персонала, риск эксплуатации производственных объектов </w:t>
       </w:r>
-      <w:proofErr w:type="gramStart"/>
       <w:r>
         <w:rPr>
           <w:rFonts w:cs="Times New Roman"/>
@@ -2235,18 +2111,7 @@
           <w:highlight w:val="yellow"/>
           <w:lang w:val="ru-RU"/>
         </w:rPr>
-        <w:t>{{ SHORT</w:t>
-      </w:r>
-      <w:proofErr w:type="gramEnd"/>
-      <w:r>
-        <w:rPr>
-          <w:rFonts w:cs="Times New Roman"/>
-          <w:sz w:val="24"/>
-          <w:szCs w:val="24"/>
-          <w:highlight w:val="yellow"/>
-          <w:lang w:val="ru-RU"/>
-        </w:rPr>
-        <w:t>_NAME }}</w:t>
+        <w:t>{{ SHORT_NAME }}</w:t>
       </w:r>
       <w:r>
         <w:rPr>
@@ -2531,7 +2396,6 @@
         </w:rPr>
         <w:t xml:space="preserve">Оповещение руководящего состава, работников структурных подразделений </w:t>
       </w:r>
-      <w:proofErr w:type="gramStart"/>
       <w:r>
         <w:rPr>
           <w:rFonts w:cs="Times New Roman"/>
@@ -2540,18 +2404,7 @@
           <w:highlight w:val="yellow"/>
           <w:lang w:val="ru-RU"/>
         </w:rPr>
-        <w:t>{{ SHORT</w:t>
-      </w:r>
-      <w:proofErr w:type="gramEnd"/>
-      <w:r>
-        <w:rPr>
-          <w:rFonts w:cs="Times New Roman"/>
-          <w:sz w:val="24"/>
-          <w:szCs w:val="24"/>
-          <w:highlight w:val="yellow"/>
-          <w:lang w:val="ru-RU"/>
-        </w:rPr>
-        <w:t>_NAME }}</w:t>
+        <w:t>{{ SHORT_NAME }}</w:t>
       </w:r>
       <w:r>
         <w:rPr>
